--- a/RNP侧项目人员配置参考-核心团队与岗位画像-中文稿-20260915.docx
+++ b/RNP侧项目人员配置参考-核心团队与岗位画像-中文稿-20260915.docx
@@ -47,7 +47,7 @@
           <w:sz w:val="18"/>
           <w:szCs w:val="18"/>
         </w:rPr>
-        <w:t xml:space="preserve">科大讯飞提交 RNP 参考　·　2026 年 9 月 15 日　·　中文稿</w:t>
+        <w:t xml:space="preserve">科大讯飞提交 RNP 参考　·　2026 年 9 月 15 日</w:t>
       </w:r>
     </w:p>
     <w:p>
@@ -167,7 +167,7 @@
           <w:sz w:val="21"/>
           <w:szCs w:val="21"/>
         </w:rPr>
-        <w:t xml:space="preserve"> 承担语料生产、领域与语言专业支持、应用本地化开发与运营等阶段性、工作量集中的任务，随相应的工作阶段参与。建议每一类扩展团队岗位对应一个核心团队岗位作为对接负责人，以保证工作的连续性和成果的沉淀。根据以往项目的经验，扩展团队人员可考虑通过科研项目津贴、阶段性合同以及高校和合作机构的参与来配置：语料标注等工作量大的岗位适合以高校学生和阶段性人员为主；语言专家和领域专家适合由高校和专业机构的专家参与。</w:t>
+        <w:t xml:space="preserve"> 承担语料生产、领域与语言专业支持、应用本地化开发与运营等阶段性、工作量集中的任务，随相应的工作阶段参与。建议每一类扩展团队岗位对应一个核心团队岗位作为对接负责人，以保证工作的连续性和成果的沉淀。扩展团队人员可考虑通过科研项目、阶段性合同以及高校和合作机构的参与来配置：语料标注等工作量大的岗位适合以高校学生和阶段性人员为主；语言专家和领域专家适合由高校和专业机构的专家参与。</w:t>
       </w:r>
     </w:p>
     <w:p>
@@ -441,7 +441,7 @@
                 <w:sz w:val="19"/>
                 <w:szCs w:val="19"/>
               </w:rPr>
-              <w:t xml:space="preserve">岗位一句话</w:t>
+              <w:t xml:space="preserve">岗位简介</w:t>
             </w:r>
           </w:p>
         </w:tc>
@@ -5949,7 +5949,7 @@
     </w:p>
     <w:p>
       <w:pPr>
-        <w:spacing w:after="60" w:line="320"/>
+        <w:spacing w:after="20" w:line="320"/>
       </w:pPr>
       <w:r>
         <w:rPr>
@@ -5962,6 +5962,11 @@
         </w:rPr>
         <w:t xml:space="preserve">每个岗位两部分：</w:t>
       </w:r>
+    </w:p>
+    <w:p>
+      <w:pPr>
+        <w:spacing w:after="20" w:line="320"/>
+      </w:pPr>
       <w:r>
         <w:rPr>
           <w:rFonts w:ascii="微软雅黑" w:cs="微软雅黑" w:eastAsia="微软雅黑" w:hAnsi="微软雅黑"/>
@@ -5984,6 +5989,11 @@
         </w:rPr>
         <w:t xml:space="preserve">说明该岗位需要什么样的人；</w:t>
       </w:r>
+    </w:p>
+    <w:p>
+      <w:pPr>
+        <w:spacing w:after="60" w:line="320"/>
+      </w:pPr>
       <w:r>
         <w:rPr>
           <w:rFonts w:ascii="微软雅黑" w:cs="微软雅黑" w:eastAsia="微软雅黑" w:hAnsi="微软雅黑"/>
@@ -7530,7 +7540,7 @@
                 <w:sz w:val="19"/>
                 <w:szCs w:val="19"/>
               </w:rPr>
-              <w:t xml:space="preserve">对口科大讯飞数据团队：按语料规范确认来源与配额，收集并登记授权材料，完成许可条件的确认</w:t>
+              <w:t xml:space="preserve">对口科大讯飞数据团队：按语料规范确认来源与配额，收集并登记授权材料，提交 RNP 法务确认许可条件</w:t>
             </w:r>
           </w:p>
           <w:p>
@@ -10638,7 +10648,7 @@
                 <w:sz w:val="19"/>
                 <w:szCs w:val="19"/>
               </w:rPr>
-              <w:t xml:space="preserve">熟练使用 Python 和主流深度学习框架，理解微调、数据配比及实验设计</w:t>
+              <w:t xml:space="preserve">熟练使用 Python 和主流深度学习框架</w:t>
             </w:r>
           </w:p>
           <w:p>
@@ -10659,7 +10669,7 @@
                 <w:sz w:val="19"/>
                 <w:szCs w:val="19"/>
               </w:rPr>
-              <w:t xml:space="preserve">能分析训练日志和模型效果，有实际训练经验者优先</w:t>
+              <w:t xml:space="preserve">理解微调、数据配比及实验设计</w:t>
             </w:r>
           </w:p>
           <w:p>
@@ -10680,7 +10690,7 @@
                 <w:sz w:val="19"/>
                 <w:szCs w:val="19"/>
               </w:rPr>
-              <w:t xml:space="preserve">骨干应能修改训练脚本、适配新的开源模型</w:t>
+              <w:t xml:space="preserve">能分析训练日志和模型效果，具有实际训练经验者优先</w:t>
             </w:r>
           </w:p>
         </w:tc>
@@ -10760,7 +10770,7 @@
                 <w:sz w:val="19"/>
                 <w:szCs w:val="19"/>
               </w:rPr>
-              <w:t xml:space="preserve">对口科大讯飞模型团队：跟岗参与国家模型训练与评测，在指导下自主提交训练作业</w:t>
+              <w:t xml:space="preserve">对口科大讯飞模型团队：跟岗参与国家模型训练与评测，指导实操下自主提交作业</w:t>
             </w:r>
           </w:p>
           <w:p>
